--- a/docs/general-english/A2/build/a22-u11.docx
+++ b/docs/general-english/A2/build/a22-u11.docx
@@ -7806,7 +7806,7 @@
         <w:spacing w:before="0" w:after="120" w:line="276" w:lineRule="auto"/>
       </w:pPr>
       <w:r>
-        <w:t xml:space="preserve">This is Yuki from the top flat. I am asking everybody at number 14 to come to mine on Saturday at seven. I am going to cook, and there is no need to bring anything, although I know some of you are going to. Come for an hour or come for the evening. Tell me today if Saturday is wrong, and I am happy to move it. (66 words)</w:t>
+        <w:t xml:space="preserve">This is Yuki from the top flat. I am asking everybody at number 14 to come to mine on Saturday at seven. I am going to cook, and there is no need to bring anything, although I know some of you are going to. Come for an hour or come for the evening. Tell me today if Saturday is wrong, and I am happy to move it. (67 words)</w:t>
       </w:r>
     </w:p>
     <w:p>
@@ -7942,7 +7942,7 @@
         <w:spacing w:before="0" w:after="120" w:line="276" w:lineRule="auto"/>
       </w:pPr>
       <w:r>
-        <w:t xml:space="preserve">Far ahead, and I say that as somebody who hates diaries. A plan made on the day only works when everybody is free, and people stop asking the never-free. Four weeks is long enough for anybody to say no honestly. The cost is that you lose the evening nobody planned, which was always the best one. (58 words)</w:t>
+        <w:t xml:space="preserve">Far ahead, and I say that as somebody who hates diaries. A plan made on the day only works when everybody is free, and people stop asking the never-free. Four weeks is long enough for anybody to say no honestly. The cost is that you lose the evening nobody planned, which was always the best one. (56 words)</w:t>
       </w:r>
     </w:p>
     <w:p>
@@ -8166,7 +8166,7 @@
         <w:spacing w:before="0" w:after="120" w:line="276" w:lineRule="auto"/>
       </w:pPr>
       <w:r>
-        <w:t xml:space="preserve">I am going to learn to swim. I said this every January for nine years and I say it with the same face every time. I know where the pool is and I know what it costs. What I do not have is a Tuesday evening I am willing to give up. (53 words)</w:t>
+        <w:t xml:space="preserve">I am going to learn to swim. I said this every January for nine years and I say it with the same face every time. I know where the pool is and I know what it costs. What I do not have is a Tuesday evening I am willing to give up. (52 words)</w:t>
       </w:r>
     </w:p>
     <w:p>
@@ -9226,7 +9226,7 @@
         <w:spacing w:before="0" w:after="120" w:line="276" w:lineRule="auto"/>
       </w:pPr>
       <w:r>
-        <w:t xml:space="preserve">Saturday the fourteenth, seven o’clock, at mine. I am cooking, so I need to know numbers by Thursday, and after Thursday I am going to take it that you are coming. Tomas, I know you are on nights, so come late or come next time. There is no dress code and there is no present. Answer this one message and not me alone. (64 words)</w:t>
+        <w:t xml:space="preserve">Saturday the fourteenth, seven o’clock, at mine. I am cooking, so I need to know numbers by Thursday, and after Thursday I am going to take it that you are coming. Tomas, I know you are on nights, so come late or come next time. There is no dress code and there is no present. Answer this one message and not me alone. (63 words)</w:t>
       </w:r>
     </w:p>
     <w:p>

--- a/docs/general-english/A2/build/a22-u11.docx
+++ b/docs/general-english/A2/build/a22-u11.docx
@@ -47,7 +47,7 @@
       <w:r>
         <w:drawing>
           <wp:inline>
-            <wp:extent cx="3209925" cy="1809750"/>
+            <wp:extent cx="5724525" cy="3228975"/>
             <wp:effectExtent b="0" l="0" r="0" t="0"/>
             <wp:docPr descr="The opening page of Unit 11, Plans and Arrangements: the grammar point is going to and the present continuous for arrangements, and three things the learner will be able to do by the end of the unit." title="" id="21" name="Picture"/>
             <a:graphic>
@@ -68,7 +68,7 @@
                   <pic:spPr bwMode="auto">
                     <a:xfrm>
                       <a:off x="0" y="0"/>
-                      <a:ext cx="3209925" cy="1809750"/>
+                      <a:ext cx="5724525" cy="3228975"/>
                     </a:xfrm>
                     <a:prstGeom prst="rect">
                       <a:avLst/>
@@ -922,7 +922,7 @@
       <w:r>
         <w:drawing>
           <wp:inline>
-            <wp:extent cx="4514850" cy="1809750"/>
+            <wp:extent cx="5724525" cy="2295525"/>
             <wp:effectExtent b="0" l="0" r="0" t="0"/>
             <wp:docPr descr="What each of the six people at number 14 is doing on Saturday: Maya is meeting her sister at nine, Tomas is working, Amina is closing the shop at two, Dani is going to cook for eight, Mr Okonkwo is doing nothing as a plan, and Yuki is going to ask everybody to come." title="" id="24" name="Picture"/>
             <a:graphic>
@@ -943,7 +943,7 @@
                   <pic:spPr bwMode="auto">
                     <a:xfrm>
                       <a:off x="0" y="0"/>
-                      <a:ext cx="4514850" cy="1809750"/>
+                      <a:ext cx="5724525" cy="2295525"/>
                     </a:xfrm>
                     <a:prstGeom prst="rect">
                       <a:avLst/>
@@ -2224,7 +2224,7 @@
       <w:r>
         <w:drawing>
           <wp:inline>
-            <wp:extent cx="4562475" cy="1809750"/>
+            <wp:extent cx="5724525" cy="2266950"/>
             <wp:effectExtent b="0" l="0" r="0" t="0"/>
             <wp:docPr descr="Six plans, each on its own card: a train at nine, dinner on Friday, learning to drive, moving one day, a meeting at work, and a holiday." title="" id="27" name="Picture"/>
             <a:graphic>
@@ -2245,7 +2245,7 @@
                   <pic:spPr bwMode="auto">
                     <a:xfrm>
                       <a:off x="0" y="0"/>
-                      <a:ext cx="4562475" cy="1809750"/>
+                      <a:ext cx="5724525" cy="2266950"/>
                     </a:xfrm>
                     <a:prstGeom prst="rect">
                       <a:avLst/>
@@ -2648,7 +2648,7 @@
       <w:r>
         <w:drawing>
           <wp:inline>
-            <wp:extent cx="4905375" cy="1809750"/>
+            <wp:extent cx="5724525" cy="2114550"/>
             <wp:effectExtent b="0" l="0" r="0" t="0"/>
             <wp:docPr descr="One week in a diary seen as a page. The first row carries a solid block with a time and another person in it, the second an empty outline, the third three small faint marks, the fourth three blocks that repeat every week, and the fifth nothing at all. Five numbered lines run to the right for the learner to write each word." title="" id="30" name="Picture"/>
             <a:graphic>
@@ -2669,7 +2669,7 @@
                   <pic:spPr bwMode="auto">
                     <a:xfrm>
                       <a:off x="0" y="0"/>
-                      <a:ext cx="4905375" cy="1809750"/>
+                      <a:ext cx="5724525" cy="2114550"/>
                     </a:xfrm>
                     <a:prstGeom prst="rect">
                       <a:avLst/>
@@ -3845,7 +3845,7 @@
       <w:r>
         <w:drawing>
           <wp:inline>
-            <wp:extent cx="4381500" cy="1809750"/>
+            <wp:extent cx="5724525" cy="2362200"/>
             <wp:effectExtent b="0" l="0" r="0" t="0"/>
             <wp:docPr descr="The unit’s grammar as two columns. On the left the present continuous for an arrangement, with one mark close to the day it happens. On the right going to for a decision, with a mark further back, because nothing is fixed yet." title="" id="33" name="Picture"/>
             <a:graphic>
@@ -3866,7 +3866,7 @@
                   <pic:spPr bwMode="auto">
                     <a:xfrm>
                       <a:off x="0" y="0"/>
-                      <a:ext cx="4381500" cy="1809750"/>
+                      <a:ext cx="5724525" cy="2362200"/>
                     </a:xfrm>
                     <a:prstGeom prst="rect">
                       <a:avLst/>
@@ -4518,7 +4518,7 @@
       <w:r>
         <w:drawing>
           <wp:inline>
-            <wp:extent cx="5143500" cy="1533525"/>
+            <wp:extent cx="5724525" cy="1704975"/>
             <wp:effectExtent b="0" l="0" r="0" t="0"/>
             <wp:docPr descr="One week on a line: a meeting at ten on Monday, nothing on Wednesday, dinner at eight on Friday, seven o’clock at number 14 on Saturday, and somewhere beyond the week, learning to drive this year." title="" id="36" name="Picture"/>
             <a:graphic>
@@ -4539,7 +4539,7 @@
                   <pic:spPr bwMode="auto">
                     <a:xfrm>
                       <a:off x="0" y="0"/>
-                      <a:ext cx="5143500" cy="1533525"/>
+                      <a:ext cx="5724525" cy="1704975"/>
                     </a:xfrm>
                     <a:prstGeom prst="rect">
                       <a:avLst/>
@@ -5205,7 +5205,7 @@
       <w:r>
         <w:drawing>
           <wp:inline>
-            <wp:extent cx="5143500" cy="1685925"/>
+            <wp:extent cx="5724525" cy="1876425"/>
             <wp:effectExtent b="0" l="0" r="0" t="0"/>
             <wp:docPr descr="The three listenings in this unit: Yuki asks Amina about Saturday evening, Dani finds that a hotel cannot find his booking, and Amina describes what all six of them are doing on Saturday." title="" id="39" name="Picture"/>
             <a:graphic>
@@ -5226,7 +5226,7 @@
                   <pic:spPr bwMode="auto">
                     <a:xfrm>
                       <a:off x="0" y="0"/>
-                      <a:ext cx="5143500" cy="1685925"/>
+                      <a:ext cx="5724525" cy="1876425"/>
                     </a:xfrm>
                     <a:prstGeom prst="rect">
                       <a:avLst/>
@@ -6325,7 +6325,7 @@
       <w:r>
         <w:drawing>
           <wp:inline>
-            <wp:extent cx="5133975" cy="1809750"/>
+            <wp:extent cx="5724525" cy="2019300"/>
             <wp:effectExtent b="0" l="0" r="0" t="0"/>
             <wp:docPr descr="The two role-play cards side by side. Card A, arranging: ask before you explain, give the day and the time, say who else is coming, accept help. Card B, answering: say what you are doing, ask one question, say yes or no plainly, offer one thing." title="" id="42" name="Picture"/>
             <a:graphic>
@@ -6346,7 +6346,7 @@
                   <pic:spPr bwMode="auto">
                     <a:xfrm>
                       <a:off x="0" y="0"/>
-                      <a:ext cx="5133975" cy="1809750"/>
+                      <a:ext cx="5724525" cy="2019300"/>
                     </a:xfrm>
                     <a:prstGeom prst="rect">
                       <a:avLst/>
@@ -6602,7 +6602,7 @@
       <w:r>
         <w:drawing>
           <wp:inline>
-            <wp:extent cx="5143500" cy="1171575"/>
+            <wp:extent cx="5724525" cy="1304925"/>
             <wp:effectExtent b="0" l="0" r="0" t="0"/>
             <wp:docPr descr="One invite in five stages with an arrow to the next: the idea, the asking, finding out who is coming, the cooking, and seven o’clock on the evening itself." title="" id="45" name="Picture"/>
             <a:graphic>
@@ -6623,7 +6623,7 @@
                   <pic:spPr bwMode="auto">
                     <a:xfrm>
                       <a:off x="0" y="0"/>
-                      <a:ext cx="5143500" cy="1171575"/>
+                      <a:ext cx="5724525" cy="1304925"/>
                     </a:xfrm>
                     <a:prstGeom prst="rect">
                       <a:avLst/>
@@ -7471,7 +7471,7 @@
       <w:r>
         <w:drawing>
           <wp:inline>
-            <wp:extent cx="5143500" cy="1409700"/>
+            <wp:extent cx="5724525" cy="1571625"/>
             <wp:effectExtent b="0" l="0" r="0" t="0"/>
             <wp:docPr descr="Three ways people keep a week: a paper diary, which holds about what one person can really do because the page runs out; a shared calendar at work, where anybody can put something in; and a phone reminder, kindest to a forgetful person and worst for anybody who then stops remembering at all." title="" id="48" name="Picture"/>
             <a:graphic>
@@ -7492,7 +7492,7 @@
                   <pic:spPr bwMode="auto">
                     <a:xfrm>
                       <a:off x="0" y="0"/>
-                      <a:ext cx="5143500" cy="1409700"/>
+                      <a:ext cx="5724525" cy="1571625"/>
                     </a:xfrm>
                     <a:prstGeom prst="rect">
                       <a:avLst/>
@@ -7708,7 +7708,7 @@
       <w:r>
         <w:drawing>
           <wp:inline>
-            <wp:extent cx="5143500" cy="1685925"/>
+            <wp:extent cx="5724525" cy="1876425"/>
             <wp:effectExtent b="0" l="0" r="0" t="0"/>
             <wp:docPr descr="The shape of the message the learner is about to write, in four steps: who you are, the day and the time, what you are doing, and a way out for the reader." title="" id="51" name="Picture"/>
             <a:graphic>
@@ -7729,7 +7729,7 @@
                   <pic:spPr bwMode="auto">
                     <a:xfrm>
                       <a:off x="0" y="0"/>
-                      <a:ext cx="5143500" cy="1685925"/>
+                      <a:ext cx="5724525" cy="1876425"/>
                     </a:xfrm>
                     <a:prstGeom prst="rect">
                       <a:avLst/>
@@ -8261,7 +8261,7 @@
       <w:r>
         <w:drawing>
           <wp:inline>
-            <wp:extent cx="5143500" cy="1771650"/>
+            <wp:extent cx="5724525" cy="1971675"/>
             <wp:effectExtent b="0" l="0" r="0" t="0"/>
             <wp:docPr descr="Four things people say when they arrange or change something, each with an arrow to what it does: asking before you explain, saying yes to part of it, changing it without giving the detail, and offering a new day." title="" id="54" name="Picture"/>
             <a:graphic>
@@ -8282,7 +8282,7 @@
                   <pic:spPr bwMode="auto">
                     <a:xfrm>
                       <a:off x="0" y="0"/>
-                      <a:ext cx="5143500" cy="1771650"/>
+                      <a:ext cx="5724525" cy="1971675"/>
                     </a:xfrm>
                     <a:prstGeom prst="rect">
                       <a:avLst/>
@@ -9301,7 +9301,7 @@
       <w:r>
         <w:drawing>
           <wp:inline>
-            <wp:extent cx="5143500" cy="1571625"/>
+            <wp:extent cx="5724525" cy="1752600"/>
             <wp:effectExtent b="0" l="0" r="0" t="0"/>
             <wp:docPr descr="Two ways of getting a bed for the night. A booked bed: a name on a list, paid in advance, and yours alone. A bed nobody booked: one key that opens the whole chain, everybody moves up when it fills, and the person who arrives wet and late gets it first." title="" id="57" name="Picture"/>
             <a:graphic>
@@ -9322,7 +9322,7 @@
                   <pic:spPr bwMode="auto">
                     <a:xfrm>
                       <a:off x="0" y="0"/>
-                      <a:ext cx="5143500" cy="1571625"/>
+                      <a:ext cx="5724525" cy="1752600"/>
                     </a:xfrm>
                     <a:prstGeom prst="rect">
                       <a:avLst/>
@@ -10537,7 +10537,7 @@
       <w:r>
         <w:drawing>
           <wp:inline>
-            <wp:extent cx="5143500" cy="1543050"/>
+            <wp:extent cx="5724525" cy="1724025"/>
             <wp:effectExtent b="0" l="0" r="0" t="0"/>
             <wp:docPr descr="The five Can-Do lines of the unit as a strip with a box to tick beside each, the last one marked Plus." title="" id="60" name="Picture"/>
             <a:graphic>
@@ -10558,7 +10558,7 @@
                   <pic:spPr bwMode="auto">
                     <a:xfrm>
                       <a:off x="0" y="0"/>
-                      <a:ext cx="5143500" cy="1543050"/>
+                      <a:ext cx="5724525" cy="1724025"/>
                     </a:xfrm>
                     <a:prstGeom prst="rect">
                       <a:avLst/>
